--- a/Documentação API 2.docx
+++ b/Documentação API 2.docx
@@ -29,7 +29,6 @@
         </w:rPr>
         <w:t xml:space="preserve"> </w:t>
       </w:r>
-      <w:proofErr w:type="spellStart"/>
       <w:r>
         <w:rPr>
           <w:b/>
@@ -39,7 +38,6 @@
         </w:rPr>
         <w:t>Megabrain</w:t>
       </w:r>
-      <w:proofErr w:type="spellEnd"/>
     </w:p>
     <w:p>
       <w:pPr>
@@ -138,13 +136,28 @@
         <w:t xml:space="preserve"> Ele terá a opção de publicar uma avaliação, onde ele enviará o gabarito das questões e o peso da aplicação,</w:t>
       </w:r>
       <w:r>
-        <w:t xml:space="preserve"> em razão da presença de diferentes tipos de questão (Múltipla escolha, dissertativa, associação etc.)</w:t>
+        <w:t xml:space="preserve"> os alunos irão enviar as provas que eles realizarem em anexo desta avaliação</w:t>
+      </w:r>
+      <w:r>
+        <w:t>.</w:t>
+      </w:r>
+      <w:r>
+        <w:t xml:space="preserve"> </w:t>
+      </w:r>
+      <w:r>
+        <w:t>E</w:t>
+      </w:r>
+      <w:r>
+        <w:t>m razão da presença de diferentes tipos de questão (Múltipla escolha, dissertativa, associação etc.)</w:t>
       </w:r>
       <w:r>
         <w:t>, o professor deverá fazer uma correção manual da prova, porém o ambiente digital irá tornar essa correção mais ágil e precisa. O</w:t>
       </w:r>
       <w:r>
-        <w:t xml:space="preserve"> sistema terá uma restrição de, para fechar o semestre, deve ter ao menos 2 avaliações, ele poderá acessar páginas de histórico de aplicações</w:t>
+        <w:t xml:space="preserve"> sistema terá uma restrição de, para fechar o semestre, deve ter ao menos 2 avaliações, ele poderá acessar páginas de histórico de</w:t>
+      </w:r>
+      <w:r>
+        <w:t xml:space="preserve"> provas aplicadas</w:t>
       </w:r>
       <w:r>
         <w:t xml:space="preserve"> para possíveis reutilizações,</w:t>
@@ -153,10 +166,13 @@
         <w:t xml:space="preserve"> e </w:t>
       </w:r>
       <w:r>
-        <w:t xml:space="preserve">também </w:t>
-      </w:r>
-      <w:r>
-        <w:t>aplicações de outros professores</w:t>
+        <w:t>também</w:t>
+      </w:r>
+      <w:r>
+        <w:t xml:space="preserve"> avaliações</w:t>
+      </w:r>
+      <w:r>
+        <w:t xml:space="preserve"> de outros professores</w:t>
       </w:r>
       <w:r>
         <w:t xml:space="preserve"> para ter um nivelamento equilibrado de turmas</w:t>
@@ -180,7 +196,25 @@
         <w:br/>
       </w:r>
       <w:r>
-        <w:t>Para os alunos, eles realizarão um cadastro diferente, e a partir deste ele será direcionado para uma página contendo as provas que ele realizou, que podem ser divididas por semestres e disciplinas, é necessário que o aluno tenha acesso restritamente às suas provas.</w:t>
+        <w:t>Para os alunos, eles realizarão um cadastro diferente, e a partir deste ele será direcionado para uma página contendo as provas que ele realizou</w:t>
+      </w:r>
+      <w:r>
+        <w:t xml:space="preserve"> e as que estiverem disponíveis</w:t>
+      </w:r>
+      <w:r>
+        <w:t>,</w:t>
+      </w:r>
+      <w:r>
+        <w:t xml:space="preserve"> </w:t>
+      </w:r>
+      <w:r>
+        <w:t>que podem ser divididas por semestres e disciplinas,</w:t>
+      </w:r>
+      <w:r>
+        <w:t xml:space="preserve"> ele poderá anexar e enviar as provas disponíveis para o professor, e visualizar as provas já realizadas. É</w:t>
+      </w:r>
+      <w:r>
+        <w:t xml:space="preserve"> necessário que o aluno tenha acesso restritamente às suas provas.</w:t>
       </w:r>
     </w:p>
     <w:p>
@@ -219,7 +253,6 @@
           <w:sz w:val="28"/>
           <w:szCs w:val="28"/>
         </w:rPr>
-        <w:lastRenderedPageBreak/>
         <w:t>Aplicação da equipe</w:t>
       </w:r>
     </w:p>
